--- a/template_external.docx
+++ b/template_external.docx
@@ -663,6 +663,21 @@
           <w:cs/>
         </w:rPr>
         <w:t xml:space="preserve">สิ่งที่ส่งมาด้วย </w:t>
+      </w:r>
+      <w:r>
+        <w:rPr>
+          <w:rFonts w:ascii="TH SarabunIT๙" w:hAnsi="TH SarabunIT๙" w:cs="TH SarabunIT๙"/>
+          <w:sz w:val="32"/>
+        </w:rPr>
+        <w:t>{{ attachment }}</w:t>
+      </w:r>
+      <w:r>
+        <w:rPr>
+          <w:rFonts w:ascii="TH SarabunIT๙" w:hAnsi="TH SarabunIT๙" w:cs="TH SarabunIT๙"/>
+          <w:sz w:val="32"/>
+          <w:cs/>
+        </w:rPr>
+        <w:t xml:space="preserve"> </w:t>
       </w:r>
       <w:r>
         <w:rPr>
